--- a/Adventure Game (Final Project)/Outline & Game Manual.docx
+++ b/Adventure Game (Final Project)/Outline & Game Manual.docx
@@ -120,7 +120,19 @@
         <w:rPr>
           <w:rFonts w:ascii="Times New Roman" w:hAnsi="Times New Roman" w:cs="Times New Roman"/>
         </w:rPr>
-        <w:t>Survive encounters to progress through the dungeon</w:t>
+        <w:t xml:space="preserve">Survive encounters to </w:t>
+      </w:r>
+      <w:r>
+        <w:rPr>
+          <w:rFonts w:ascii="Times New Roman" w:hAnsi="Times New Roman" w:cs="Times New Roman"/>
+        </w:rPr>
+        <w:t>complete</w:t>
+      </w:r>
+      <w:r>
+        <w:rPr>
+          <w:rFonts w:ascii="Times New Roman" w:hAnsi="Times New Roman" w:cs="Times New Roman"/>
+        </w:rPr>
+        <w:t xml:space="preserve"> the dungeon</w:t>
       </w:r>
     </w:p>
     <w:p>
@@ -205,7 +217,25 @@
         <w:rPr>
           <w:rFonts w:ascii="Times New Roman" w:hAnsi="Times New Roman" w:cs="Times New Roman"/>
         </w:rPr>
-        <w:t>Type start &gt; next &gt; start to begin</w:t>
+        <w:t>Type start</w:t>
+      </w:r>
+      <w:r>
+        <w:rPr>
+          <w:rFonts w:ascii="Times New Roman" w:hAnsi="Times New Roman" w:cs="Times New Roman"/>
+        </w:rPr>
+        <w:t xml:space="preserve"> &gt;</w:t>
+      </w:r>
+      <w:r>
+        <w:rPr>
+          <w:rFonts w:ascii="Times New Roman" w:hAnsi="Times New Roman" w:cs="Times New Roman"/>
+        </w:rPr>
+        <w:t> next </w:t>
+      </w:r>
+      <w:r>
+        <w:rPr>
+          <w:rFonts w:ascii="Times New Roman" w:hAnsi="Times New Roman" w:cs="Times New Roman"/>
+        </w:rPr>
+        <w:t>to continue through game prompts</w:t>
       </w:r>
     </w:p>
     <w:p>
@@ -292,7 +322,25 @@
         <w:rPr>
           <w:rFonts w:ascii="Times New Roman" w:hAnsi="Times New Roman" w:cs="Times New Roman"/>
         </w:rPr>
-        <w:t>1: Attack (10 damage, no cost)</w:t>
+        <w:t xml:space="preserve">1: Attack (10 damage, </w:t>
+      </w:r>
+      <w:r>
+        <w:rPr>
+          <w:rFonts w:ascii="Times New Roman" w:hAnsi="Times New Roman" w:cs="Times New Roman"/>
+        </w:rPr>
+        <w:t xml:space="preserve">chance for </w:t>
+      </w:r>
+      <w:r>
+        <w:rPr>
+          <w:rFonts w:ascii="Times New Roman" w:hAnsi="Times New Roman" w:cs="Times New Roman"/>
+        </w:rPr>
+        <w:t>10-30 health cost</w:t>
+      </w:r>
+      <w:r>
+        <w:rPr>
+          <w:rFonts w:ascii="Times New Roman" w:hAnsi="Times New Roman" w:cs="Times New Roman"/>
+        </w:rPr>
+        <w:t>)</w:t>
       </w:r>
     </w:p>
     <w:p>
@@ -309,7 +357,19 @@
         <w:rPr>
           <w:rFonts w:ascii="Times New Roman" w:hAnsi="Times New Roman" w:cs="Times New Roman"/>
         </w:rPr>
-        <w:t>2: Defend (blocks damage)</w:t>
+        <w:t>2: Defend (blocks damage</w:t>
+      </w:r>
+      <w:r>
+        <w:rPr>
+          <w:rFonts w:ascii="Times New Roman" w:hAnsi="Times New Roman" w:cs="Times New Roman"/>
+        </w:rPr>
+        <w:t xml:space="preserve"> and allows for counterattack</w:t>
+      </w:r>
+      <w:r>
+        <w:rPr>
+          <w:rFonts w:ascii="Times New Roman" w:hAnsi="Times New Roman" w:cs="Times New Roman"/>
+        </w:rPr>
+        <w:t>)</w:t>
       </w:r>
     </w:p>
     <w:p>
@@ -326,7 +386,19 @@
         <w:rPr>
           <w:rFonts w:ascii="Times New Roman" w:hAnsi="Times New Roman" w:cs="Times New Roman"/>
         </w:rPr>
-        <w:t>3: Magic (15 damage, costs 10 MP)</w:t>
+        <w:t>3: Magic (15 damage, costs 10 MP</w:t>
+      </w:r>
+      <w:r>
+        <w:rPr>
+          <w:rFonts w:ascii="Times New Roman" w:hAnsi="Times New Roman" w:cs="Times New Roman"/>
+        </w:rPr>
+        <w:t>, chance for 5-10 health cost</w:t>
+      </w:r>
+      <w:r>
+        <w:rPr>
+          <w:rFonts w:ascii="Times New Roman" w:hAnsi="Times New Roman" w:cs="Times New Roman"/>
+        </w:rPr>
+        <w:t>)</w:t>
       </w:r>
     </w:p>
     <w:p>
@@ -630,7 +702,25 @@
         <w:rPr>
           <w:rFonts w:ascii="Times New Roman" w:hAnsi="Times New Roman" w:cs="Times New Roman"/>
         </w:rPr>
-        <w:t>Maintaining scroll position during text updates</w:t>
+        <w:t>Minimizing need for</w:t>
+      </w:r>
+      <w:r>
+        <w:rPr>
+          <w:rFonts w:ascii="Times New Roman" w:hAnsi="Times New Roman" w:cs="Times New Roman"/>
+        </w:rPr>
+        <w:t xml:space="preserve"> scroll</w:t>
+      </w:r>
+      <w:r>
+        <w:rPr>
+          <w:rFonts w:ascii="Times New Roman" w:hAnsi="Times New Roman" w:cs="Times New Roman"/>
+        </w:rPr>
+        <w:t>ing</w:t>
+      </w:r>
+      <w:r>
+        <w:rPr>
+          <w:rFonts w:ascii="Times New Roman" w:hAnsi="Times New Roman" w:cs="Times New Roman"/>
+        </w:rPr>
+        <w:t xml:space="preserve"> during text updates</w:t>
       </w:r>
     </w:p>
     <w:p>
@@ -1589,7 +1679,7 @@
         <w:rPr>
           <w:rFonts w:ascii="Times New Roman" w:hAnsi="Times New Roman" w:cs="Times New Roman"/>
         </w:rPr>
-        <w:t>(): Managed text output with scroll control</w:t>
+        <w:t>(): Managed text output</w:t>
       </w:r>
     </w:p>
     <w:p>
@@ -1607,14 +1697,20 @@
         <w:rPr>
           <w:rFonts w:ascii="Times New Roman" w:hAnsi="Times New Roman" w:cs="Times New Roman"/>
         </w:rPr>
-        <w:t>handleCombat</w:t>
+        <w:t>handleInput</w:t>
       </w:r>
       <w:proofErr w:type="spellEnd"/>
       <w:r>
         <w:rPr>
           <w:rFonts w:ascii="Times New Roman" w:hAnsi="Times New Roman" w:cs="Times New Roman"/>
         </w:rPr>
-        <w:t>(): Core battle logic with tutorial handling</w:t>
+        <w:t>(): Managed the games core controls (text input)</w:t>
+      </w:r>
+      <w:r>
+        <w:rPr>
+          <w:rFonts w:ascii="Times New Roman" w:hAnsi="Times New Roman" w:cs="Times New Roman"/>
+        </w:rPr>
+        <w:t xml:space="preserve"> and game phases</w:t>
       </w:r>
     </w:p>
     <w:p>
@@ -1632,28 +1728,14 @@
         <w:rPr>
           <w:rFonts w:ascii="Times New Roman" w:hAnsi="Times New Roman" w:cs="Times New Roman"/>
         </w:rPr>
-        <w:t>playSound</w:t>
+        <w:t>handleCombat</w:t>
       </w:r>
       <w:proofErr w:type="spellEnd"/>
       <w:r>
         <w:rPr>
           <w:rFonts w:ascii="Times New Roman" w:hAnsi="Times New Roman" w:cs="Times New Roman"/>
         </w:rPr>
-        <w:t>()/</w:t>
-      </w:r>
-      <w:proofErr w:type="spellStart"/>
-      <w:r>
-        <w:rPr>
-          <w:rFonts w:ascii="Times New Roman" w:hAnsi="Times New Roman" w:cs="Times New Roman"/>
-        </w:rPr>
-        <w:t>playMusic</w:t>
-      </w:r>
-      <w:proofErr w:type="spellEnd"/>
-      <w:r>
-        <w:rPr>
-          <w:rFonts w:ascii="Times New Roman" w:hAnsi="Times New Roman" w:cs="Times New Roman"/>
-        </w:rPr>
-        <w:t>(): Audio management</w:t>
+        <w:t>(): Core battle logic with tutorial handling</w:t>
       </w:r>
     </w:p>
     <w:p>
@@ -1671,6 +1753,45 @@
         <w:rPr>
           <w:rFonts w:ascii="Times New Roman" w:hAnsi="Times New Roman" w:cs="Times New Roman"/>
         </w:rPr>
+        <w:t>playSound</w:t>
+      </w:r>
+      <w:proofErr w:type="spellEnd"/>
+      <w:r>
+        <w:rPr>
+          <w:rFonts w:ascii="Times New Roman" w:hAnsi="Times New Roman" w:cs="Times New Roman"/>
+        </w:rPr>
+        <w:t>()/</w:t>
+      </w:r>
+      <w:proofErr w:type="spellStart"/>
+      <w:r>
+        <w:rPr>
+          <w:rFonts w:ascii="Times New Roman" w:hAnsi="Times New Roman" w:cs="Times New Roman"/>
+        </w:rPr>
+        <w:t>playMusic</w:t>
+      </w:r>
+      <w:proofErr w:type="spellEnd"/>
+      <w:r>
+        <w:rPr>
+          <w:rFonts w:ascii="Times New Roman" w:hAnsi="Times New Roman" w:cs="Times New Roman"/>
+        </w:rPr>
+        <w:t>(): Audio management</w:t>
+      </w:r>
+    </w:p>
+    <w:p>
+      <w:pPr>
+        <w:numPr>
+          <w:ilvl w:val="0"/>
+          <w:numId w:val="5"/>
+        </w:numPr>
+        <w:rPr>
+          <w:rFonts w:ascii="Times New Roman" w:hAnsi="Times New Roman" w:cs="Times New Roman"/>
+        </w:rPr>
+      </w:pPr>
+      <w:proofErr w:type="spellStart"/>
+      <w:r>
+        <w:rPr>
+          <w:rFonts w:ascii="Times New Roman" w:hAnsi="Times New Roman" w:cs="Times New Roman"/>
+        </w:rPr>
         <w:t>startBattle</w:t>
       </w:r>
       <w:proofErr w:type="spellEnd"/>
@@ -1680,13 +1801,12 @@
         </w:rPr>
         <w:t>(): Enemy initialization</w:t>
       </w:r>
-    </w:p>
-    <w:p>
-      <w:pPr>
-        <w:rPr>
-          <w:rFonts w:ascii="Times New Roman" w:hAnsi="Times New Roman" w:cs="Times New Roman"/>
-        </w:rPr>
-      </w:pPr>
+      <w:r>
+        <w:rPr>
+          <w:rFonts w:ascii="Times New Roman" w:hAnsi="Times New Roman" w:cs="Times New Roman"/>
+        </w:rPr>
+        <w:t xml:space="preserve"> and atmosphere setup</w:t>
+      </w:r>
     </w:p>
     <w:sectPr>
       <w:pgSz w:w="12240" w:h="15840"/>
@@ -2974,6 +3094,7 @@
   <w:style w:type="character" w:default="1" w:styleId="DefaultParagraphFont">
     <w:name w:val="Default Paragraph Font"/>
     <w:uiPriority w:val="1"/>
+    <w:semiHidden/>
     <w:unhideWhenUsed/>
   </w:style>
   <w:style w:type="table" w:default="1" w:styleId="TableNormal">
